--- a/public/gallery/examples/marketing-manager/nl/resume.docx
+++ b/public/gallery/examples/marketing-manager/nl/resume.docx
@@ -66,7 +66,7 @@
         </w:rPr>
         <w:t xml:space="preserve">📧 </w:t>
       </w:r>
-      <w:hyperlink w:history="1" r:id="rIdpavjksyb6myjzc2b3euci">
+      <w:hyperlink w:history="1" r:id="rIdca0e33qoh4lgdiklvovmc">
         <w:r>
           <w:rPr>
             <w:sz w:val="18"/>
@@ -89,7 +89,7 @@
         </w:rPr>
         <w:t xml:space="preserve">🔗 </w:t>
       </w:r>
-      <w:hyperlink w:history="1" r:id="rId7-ieyufsy75vp6lyrgiba">
+      <w:hyperlink w:history="1" r:id="rId9f5ayr5e9tc93hi9xu9er">
         <w:r>
           <w:rPr>
             <w:sz w:val="18"/>
@@ -124,7 +124,7 @@
         <w:spacing w:after="200" w:line="276"/>
         <w:jc w:val="center"/>
       </w:pPr>
-      <w:hyperlink w:history="1" r:id="rIdguxf3clfhczkpenz87_dz">
+      <w:hyperlink w:history="1" r:id="rId905gyoncxdrfievtk0jvx">
         <w:r>
           <w:rPr>
             <w:sz w:val="18"/>
@@ -140,7 +140,7 @@
         </w:rPr>
         <w:t xml:space="preserve"> • </w:t>
       </w:r>
-      <w:hyperlink w:history="1" r:id="rIdzx7d0zyz9clilbkmvmnpn">
+      <w:hyperlink w:history="1" r:id="rId7w4gufnnriuhdmyeg8sgj">
         <w:r>
           <w:rPr>
             <w:sz w:val="18"/>
@@ -299,7 +299,7 @@
         </w:rPr>
         <w:t xml:space="preserve">	</w:t>
       </w:r>
-      <w:hyperlink w:history="1" r:id="rIdgm02kqfzyn8qjm3o9jfdv">
+      <w:hyperlink w:history="1" r:id="rId-abf24mksnf1c6mhglql0">
         <w:r>
           <w:rPr>
             <w:sz w:val="18"/>
@@ -443,7 +443,7 @@
         </w:rPr>
         <w:t xml:space="preserve">	</w:t>
       </w:r>
-      <w:hyperlink w:history="1" r:id="rId8wr7piklf_v1lwd84h8mo">
+      <w:hyperlink w:history="1" r:id="rIdutdoryxucxodowmgrgjqd">
         <w:r>
           <w:rPr>
             <w:sz w:val="18"/>
@@ -606,7 +606,7 @@
         </w:rPr>
         <w:t xml:space="preserve">	</w:t>
       </w:r>
-      <w:hyperlink w:history="1" r:id="rIdwujap7psjkbk8cuuw81xf">
+      <w:hyperlink w:history="1" r:id="rIdbdrcpc3euwowux5bes_gi">
         <w:r>
           <w:rPr>
             <w:sz w:val="18"/>
@@ -788,7 +788,7 @@
         </w:rPr>
         <w:t xml:space="preserve">	</w:t>
       </w:r>
-      <w:hyperlink w:history="1" r:id="rIdap1txvf8stnnufgmg9bzf">
+      <w:hyperlink w:history="1" r:id="rId2aafkhqhyogjm1vboxu1p">
         <w:r>
           <w:rPr>
             <w:sz w:val="18"/>
@@ -970,7 +970,7 @@
         </w:rPr>
         <w:t xml:space="preserve">	</w:t>
       </w:r>
-      <w:hyperlink w:history="1" r:id="rIdkv376lrmj1hfmqj-lkgvy">
+      <w:hyperlink w:history="1" r:id="rIdqhtbblknkeakwk48ttaoz">
         <w:r>
           <w:rPr>
             <w:sz w:val="18"/>
@@ -1532,7 +1532,7 @@
         </w:rPr>
         <w:t xml:space="preserve">	</w:t>
       </w:r>
-      <w:hyperlink w:history="1" r:id="rIde28aghbbkq9ie9x84ffd3">
+      <w:hyperlink w:history="1" r:id="rId1nh13pzkwphf93idbvegf">
         <w:r>
           <w:rPr>
             <w:sz w:val="18"/>
@@ -1598,7 +1598,7 @@
         </w:rPr>
         <w:t xml:space="preserve">	</w:t>
       </w:r>
-      <w:hyperlink w:history="1" r:id="rIdfowf9fbvzv63dft-nnlyz">
+      <w:hyperlink w:history="1" r:id="rIdpcwsfhmmhy2ez4jiwpql0">
         <w:r>
           <w:rPr>
             <w:sz w:val="18"/>
@@ -1664,7 +1664,7 @@
         </w:rPr>
         <w:t xml:space="preserve">	</w:t>
       </w:r>
-      <w:hyperlink w:history="1" r:id="rIdgdif_h6rog8jdjicyqt_n">
+      <w:hyperlink w:history="1" r:id="rIdgjcso_codnz1grptxlfbe">
         <w:r>
           <w:rPr>
             <w:sz w:val="18"/>
@@ -1749,7 +1749,7 @@
         </w:rPr>
         <w:t xml:space="preserve">	</w:t>
       </w:r>
-      <w:hyperlink w:history="1" r:id="rIdse3u-n21-ih6wd4mzypk5">
+      <w:hyperlink w:history="1" r:id="rIdgbhlobm7esrrb11eoeocg">
         <w:r>
           <w:rPr>
             <w:sz w:val="18"/>
@@ -1853,7 +1853,7 @@
         </w:rPr>
         <w:t xml:space="preserve">	</w:t>
       </w:r>
-      <w:hyperlink w:history="1" r:id="rIdwdilsgza2s1sa741nttjp">
+      <w:hyperlink w:history="1" r:id="rIdya196qmevazc8ulczpjhs">
         <w:r>
           <w:rPr>
             <w:sz w:val="18"/>
@@ -1976,7 +1976,7 @@
         </w:rPr>
         <w:t xml:space="preserve">	</w:t>
       </w:r>
-      <w:hyperlink w:history="1" r:id="rIdit6v58pir_tue91hyljkp">
+      <w:hyperlink w:history="1" r:id="rIda2xkdnd4snyjvvoy8vhhw">
         <w:r>
           <w:rPr>
             <w:sz w:val="18"/>
@@ -2120,7 +2120,7 @@
         </w:rPr>
         <w:t xml:space="preserve">	</w:t>
       </w:r>
-      <w:hyperlink w:history="1" r:id="rIdcdfca7bnmiasdu8olba9x">
+      <w:hyperlink w:history="1" r:id="rIdxrz98i1rzanz75vvnpprg">
         <w:r>
           <w:rPr>
             <w:sz w:val="18"/>
@@ -2365,7 +2365,7 @@
         </w:rPr>
         <w:t xml:space="preserve">	</w:t>
       </w:r>
-      <w:hyperlink w:history="1" r:id="rIdfi6-yfqeq_is9v8rlnagx">
+      <w:hyperlink w:history="1" r:id="rId-q_cetqrv_-t6ot8i11if">
         <w:r>
           <w:rPr>
             <w:sz w:val="18"/>
